--- a/example_articles/states/Ohio/5.states_Ohio_Other_publisher.docx
+++ b/example_articles/states/Ohio/5.states_Ohio_Other_publisher.docx
@@ -27,17 +27,17 @@
     </w:p>
     <w:p>
       <w:r>
-        <w:t>Source File: Other publishers/Files (500) (25).DOCX</w:t>
+        <w:t>Source file: Other publishers/Files (500) (25).DOCX</w:t>
       </w:r>
     </w:p>
     <w:p>
       <w:r>
-        <w:t>Raw locations result: ['Ohio']</w:t>
+        <w:t>Raw locations result, 'locations': ['Ohio']</w:t>
       </w:r>
     </w:p>
     <w:p>
       <w:r>
-        <w:t>states_stand_flat (Standardized): Ohio</w:t>
+        <w:t>Standardized locations result, 'states_stand_flat': Ohio</w:t>
       </w:r>
     </w:p>
     <w:p>

--- a/example_articles/states/Ohio/5.states_Ohio_Other_publisher.docx
+++ b/example_articles/states/Ohio/5.states_Ohio_Other_publisher.docx
@@ -7,7 +7,7 @@
         <w:pStyle w:val="Heading1"/>
       </w:pPr>
       <w:r>
-        <w:t>Clinton's visit today is a version 'called Hope'</w:t>
+        <w:t>Baker stays busy behind the scenes</w:t>
       </w:r>
     </w:p>
     <w:p>
@@ -17,17 +17,17 @@
     </w:p>
     <w:p>
       <w:r>
-        <w:t>Date: 1992-11-18</w:t>
+        <w:t>Date: 1992-08-19</w:t>
       </w:r>
     </w:p>
     <w:p>
       <w:r>
-        <w:t>Section: NEWS; Pg. 5A</w:t>
+        <w:t>Section: NEWS; Pg. 3A</w:t>
       </w:r>
     </w:p>
     <w:p>
       <w:r>
-        <w:t>Source file: Other publishers/Files (500) (25).DOCX</w:t>
+        <w:t>Source file: Other publishers/Files (500) (20).DOCX</w:t>
       </w:r>
     </w:p>
     <w:p>
@@ -49,79 +49,51 @@
     </w:p>
     <w:p>
       <w:r>
-        <w:t>President-elect Clinton will drop by Washington's version of ''a town called Hope'' today, between visits to the White House and homes of his big- money Democratic boosters.</w:t>
+        <w:t>Anyone who doubts Secretary of State James Baker's political clout should look up how many times a president makes campaign staff changes during the week of his convention.</w:t>
         <w:br/>
-        <w:t>Hope is the name of the tiny Arkansas town where Clinton was born. And ''hope'' was the second word out of businessman Bernall Gripper's mouth when he talked about Clinton's visit to Washington's bustling Georgia Avenue, where he'll spend a couple of hours today.</w:t>
+        <w:t>Baker arrives today in Houston on the heels of a White House shake-up, bringing with him some members of his old campaign team.</w:t>
         <w:br/>
-        <w:t>''I hope he helps in some way,'' Gripper said Tuesday. ''He's going to make a few changes for us. Changes in the economy, living conditions, more jobs. Under Bush we didn't get any help.''</w:t>
+        <w:t>Campaign officials Tuesday confirmed the expanded use of Bush's 1988 media adviser, Roger Ailes.</w:t>
         <w:br/>
-        <w:t>Four-lane Georgia Avenue, Washington's longest commercial strip, stretches from the inner city to the Maryland suburbs with block after block of small and medium-size businesses, and traffic gridlock.</w:t>
+        <w:t>Baker today will ''spend time at the Houstonian (hotel), conferring with the president and working on the acceptance speech,'' convention manager Craig Fuller says.</w:t>
         <w:br/>
-        <w:t>Its landmarks, Howard University and Walter Reed Army Medical Center, aren't part of the Washington skyline.</w:t>
+        <w:t>But don't expect to see Baker all over TV, Fuller says.</w:t>
         <w:br/>
-        <w:t>The Georgia Avenue area is home to Mayor Sharon Pratt Kelly, Sen. John Rockefeller, D-W.Va., and FBI Director William Sessions. The street, nerve center of a politically active ward, divides a typical working-class community.</w:t>
+        <w:t>''He's determined to act as secretary of State until the change is official,'' he said.</w:t>
         <w:br/>
-        <w:t>Residents are overwhelmingly African-American and Democratic. East of Georgia Avenue, three-bedroom row houses cost $ 115,000-$ 140,000 - modest by Washington standards. To the west, detached homes fetch $ 200,000 and up.</w:t>
+        <w:t>Baker puts his diplomatic career on hold Monday and returns to the White House as chief of staff.</w:t>
         <w:br/>
-        <w:t>Despite its location and distinction as home of one-fourth of the city's small businesses, redevelopment along Georgia Avenue has fallen off as federal and local government support for business has dried up.</w:t>
+        <w:t>Baker sent his top policy assistant, Deputy Secretary of State Robert Zoellick, to work with Bush both at Camp David and in Houston this week to help craft the acceptance speech Bush will deliver Thursday.</w:t>
         <w:br/>
-        <w:t>''The beauty of Georgia Avenue is that we have mom-and-pop businesses, father-and-son businesses, a tire store, auto parts shop, liquor store, laundromat, hair salon - all right here,'' said Bina Avery, a loan analyst with the People's Involvement Corp., a government-sponsored program that encourages private lenders to help struggling entrepreneurs.</w:t>
+        <w:t>Bush, Baker and speechwriter Steve Provost will produce the final product. Provost, 32, got his White House job because of a recommendation from Robert Grady, a Baker protege and key aide at the federal budget office.</w:t>
         <w:br/>
-        <w:t>Clinton is expected to stop by the program's offices today.</w:t>
+        <w:t>But while he's still technically secretary of State, Baker's already doing for Bush what he did for Ronald Reagan in 1984 - run a re-election bid.</w:t>
         <w:br/>
-        <w:t>Anchoring the block Clinton will visit are Popeye's Fried Chicken and a Peoples Drug Store, proof that national chains recognize the area's vitality and spending power.</w:t>
+        <w:t>Bush intimates confirmed that New York media guru Ailes, conservative strategist Mitchell Daniels and Fuller will aid with Bush's re-election bid.</w:t>
         <w:br/>
-        <w:t>Avery figures Clinton's visit will give a ''psychological boost to the ordinary people who are our clients. He's somebody who's able to relate.''</w:t>
+        <w:t>Ailes, a whiz at political advertising and a streetwise Ohioan with working- class roots, earned Bush's trust by working closely on debate preparation in 1988.</w:t>
         <w:br/>
-        <w:t>James Mutcherson, a physician and allergist who installed his practice on Georgia Avenue in 1975 after graduating from Howard University Medical School, said the simple gesture of a visit by Clinton brings hope to the business corridor.</w:t>
+        <w:t>While Ailes insists he'll be available to help, he will not formally join the campaign this time.</w:t>
         <w:br/>
-        <w:t>''I truly believe he's going to try to make a change,'' said Mutcherson, who described himself as successful, apolitical and that concerned his children won't be able to do better than he has.</w:t>
+        <w:t>''I am not going back to the campaign. I have not seen an ad. I have not seen a script. I have nothing to do with advertising,'' he says.</w:t>
         <w:br/>
-        <w:t>Mutcherson finds Georgia Avenue ''a great place to do business.'' His neighbor, Chen Jing Qiang, a recent immigrant from rural China, agrees.</w:t>
+        <w:t>Fuller says he, too, will serve as an informal adviser - ''strictly as a volunteer.'' Daniels is expected to participate formally as an adviser on advertising.</w:t>
         <w:br/>
-        <w:t>The carryout Chen bought last year is sandwiched between a Caribbean restaurant and apostolic church.</w:t>
+        <w:t>''Obviously morale is very high because of the Baker move,'' Fitzwater says. Campaign aides discussing Baker's daily phone conversations with campaign manager Robert Teeter echo the sentiment.</w:t>
         <w:br/>
-        <w:t>Principal Katie Jones of Truesdale Elementary School, where many in the neighborhood voted, is still marveling from the hope Clinton's election has engendered.</w:t>
+        <w:t>Bush himself is in high spirits, his son Marvin said in an interview.</w:t>
         <w:br/>
-        <w:t>''I have been here 19 years. This has been a polling place for a long time. I have never in my life seen such a turnout as I did on Nov. 3,'' she said, referring to Election Day.</w:t>
+        <w:t>But he downplayed talk that Baker's arrival lifts a burden from Bush's shoulders. ''He hasn't changed at all. The fact is, this campaign has just begun. From day one, he said the campaign would begin in Houston. It's these other guys (the Democratic ticket) who are talking about a victory lap.''</w:t>
         <w:br/>
-        <w:t>''The lines stretched all the way into the other building over there. And I heard the people whispering. They were saying, 'Maybe we can turn this thing around!' ''</w:t>
+        <w:t>Marvin Bush says that if his father looks more relaxed now than last week, ''I really do think there's something to him coming back to Houston. There's nothing like being home.''</w:t>
         <w:br/>
-        <w:t xml:space="preserve"> Highlights of Clinton trip</w:t>
-        <w:br/>
-        <w:t xml:space="preserve"> President-elect Bill Clinton arrives at noon today for his first trip to Washington since his election. All times Eastern.</w:t>
-        <w:br/>
-        <w:t xml:space="preserve"> </w:t>
-        <w:br/>
-        <w:t>1: 10 p.m.: Arrives at White House for meeting with President Bush</w:t>
-        <w:br/>
-        <w:t>2: 45 p.m.: Visits Georgia Avenue neighborhood near Howard University for a 'street walk'</w:t>
-        <w:br/>
-        <w:t>5: 55 p.m.: Arrives at National Building Musuem for reception for Children's Defense Fund</w:t>
-        <w:br/>
-        <w:t>8 p.m.: Attends private dinner at home of Vernon Jordan near Foxhall Road</w:t>
-        <w:br/>
-        <w:t>10: 30 p.m. Spends night at Hay Adams Hotel.</w:t>
-        <w:br/>
-        <w:t>Thursday: Visits Capitol - breakfast with Democrats; bipartisan lunch.</w:t>
+        <w:t xml:space="preserve"> Contributing: Judy Keen</w:t>
         <w:br/>
         <w:br/>
         <w:t>Notes</w:t>
         <w:br/>
         <w:br/>
-        <w:t>THE TRANSITION; See info box at end of text</w:t>
-        <w:br/>
-        <w:br/>
-        <w:t>Graphic</w:t>
-        <w:br/>
-        <w:br/>
-        <w:t xml:space="preserve"> </w:t>
-        <w:br/>
-        <w:t>GRAPHIC; b/w, Julie Stacey, USA TODAY, Source: USA TODAY research (Diagram; Map, D.C.); PHOTOS; b/w, Cory Lum, USA TODAY (3)</w:t>
-        <w:br/>
-        <w:t xml:space="preserve"> </w:t>
-        <w:br/>
-        <w:t>CUTLINE: ENTHUSIASTIC NEIGHBORHOOD: Truesdale Elementary Principal Katie Jones says Election Day voters were thrilled at Clinton's bid. ''They were saying, 'Maybe we can turn this thing around!' '' CUTLINE: AVERY: Clinton's visit brings 'psychological boost' to Georgia Avenue area residents. CUTLINE: NORTHWEST WASHINGTON: Clinton will spend a couple of hours in the Georgia Avenue/Hamilton Street area today.</w:t>
+        <w:t>REPUBLICAN CONVENTION '92</w:t>
       </w:r>
     </w:p>
     <w:sectPr>

--- a/example_articles/states/Ohio/5.states_Ohio_Other_publisher.docx
+++ b/example_articles/states/Ohio/5.states_Ohio_Other_publisher.docx
@@ -7,7 +7,7 @@
         <w:pStyle w:val="Heading1"/>
       </w:pPr>
       <w:r>
-        <w:t>Baker stays busy behind the scenes</w:t>
+        <w:t>'As Ohio Goes' author: Working-class struggling; Nation said to too often see state in just political terms. OHIO ECONOMY</w:t>
       </w:r>
     </w:p>
     <w:p>
@@ -17,17 +17,17 @@
     </w:p>
     <w:p>
       <w:r>
-        <w:t>Date: 1992-08-19</w:t>
+        <w:t>Date: 2016-07-16</w:t>
       </w:r>
     </w:p>
     <w:p>
       <w:r>
-        <w:t>Section: NEWS; Pg. 3A</w:t>
+        <w:t>Section: SUNDAY PREVIEW; Pg. SPB6</w:t>
       </w:r>
     </w:p>
     <w:p>
       <w:r>
-        <w:t>Source file: Other publishers/Files (500) (20).DOCX</w:t>
+        <w:t>Source file: Other publishers/Files (500) (5).DOCX</w:t>
       </w:r>
     </w:p>
     <w:p>
@@ -49,51 +49,75 @@
     </w:p>
     <w:p>
       <w:r>
-        <w:t>Anyone who doubts Secretary of State James Baker's political clout should look up how many times a president makes campaign staff changes during the week of his convention.</w:t>
+        <w:t>CLEVELAND Ohio native Rana B. Khoury, author of "As Ohio Goes: Life in the Post-Recession Nation," says working-class Ohioans statewide are still struggling to survive in the aftermath of the Great Recession that supposedly ended in 2009.</w:t>
         <w:br/>
-        <w:t>Baker arrives today in Houston on the heels of a White House shake-up, bringing with him some members of his old campaign team.</w:t>
+        <w:t xml:space="preserve">"When we think of Ohio, we think of the swing state, the 'battleground' that's defined by the reds and the blues," Khoury said. </w:t>
         <w:br/>
-        <w:t>Campaign officials Tuesday confirmed the expanded use of Bush's 1988 media adviser, Roger Ailes.</w:t>
+        <w:t xml:space="preserve">"And I think that's a very misleading way to understand people's experiences in this state. I think that people have much more in common across those [political party] lines, because of their common economic situation and the disparities  the growing disparities  between them and the top income-earners in this country. </w:t>
         <w:br/>
-        <w:t>Baker today will ''spend time at the Houstonian (hotel), conferring with the president and working on the acceptance speech,'' convention manager Craig Fuller says.</w:t>
+        <w:t xml:space="preserve">"I think the more important line to understand and the division to look at is along the lines of income," she said, "and not these partisan, polarizing ways of thinking of this state." </w:t>
         <w:br/>
-        <w:t>But don't expect to see Baker all over TV, Fuller says.</w:t>
+        <w:t xml:space="preserve">Amy Hanauer, executive director of Policy Matters Ohio, agreed with her during a recent City Club of Cleveland event to launch Khoury's book. As Ohioans, "we benefit from increased attention once every four years, but we suffer from [outsiders] viewing our state as a sort of battleground, as opposed to a place where people live and are trying to just build their lives." </w:t>
         <w:br/>
-        <w:t>''He's determined to act as secretary of State until the change is official,'' he said.</w:t>
+        <w:t xml:space="preserve">Khoury, a Cleveland native, said that "an underlying objective of the book is to demonstrate that Ohioans  like Americans generally  have a lot more in common than our polarized and divisive political environment lets on. </w:t>
         <w:br/>
-        <w:t>Baker puts his diplomatic career on hold Monday and returns to the White House as chief of staff.</w:t>
+        <w:t xml:space="preserve">"With the Republican National Convention coming up in Cleveland, and the general election campaigning across the state, I would only hope that we could view Ohioans as more than swing voters (and thus creating ever more antagonism) but as people whose lives can be impacted by thoughtful and compassionate policymaking," she said. </w:t>
         <w:br/>
-        <w:t>Baker sent his top policy assistant, Deputy Secretary of State Robert Zoellick, to work with Bush both at Camp David and in Houston this week to help craft the acceptance speech Bush will deliver Thursday.</w:t>
+        <w:t xml:space="preserve">"As Ohio Goes," a 200-page book just published by Kent State University Press, refers to the saying, "As Ohio goes, so goes the nation," the idea that presidential candidates can't gain the White House without winning Ohio. </w:t>
         <w:br/>
-        <w:t>Bush, Baker and speechwriter Steve Provost will produce the final product. Provost, 32, got his White House job because of a recommendation from Robert Grady, a Baker protege and key aide at the federal budget office.</w:t>
+        <w:t xml:space="preserve">Khoury said economists and politicians talk about the post-recession nation as if the tough economic times are behind us, but she found that for all the economic growth since the recession, 95 percent of those gains have gone only to the top 1 percent of the population. </w:t>
         <w:br/>
-        <w:t>But while he's still technically secretary of State, Baker's already doing for Bush what he did for Ronald Reagan in 1984 - run a re-election bid.</w:t>
+        <w:t xml:space="preserve">Not only that, but as working-class Ohioans struggle to survive, the gap between the haves and the have-nots has never been greater, she said. </w:t>
         <w:br/>
-        <w:t>Bush intimates confirmed that New York media guru Ailes, conservative strategist Mitchell Daniels and Fuller will aid with Bush's re-election bid.</w:t>
+        <w:t xml:space="preserve">Hanauer said that when she read Khoury's book, "I could not put it down. Just incredibly compelling stories of Ohioans and the way they're surviving in this post-recession economy." </w:t>
         <w:br/>
-        <w:t>Ailes, a whiz at political advertising and a streetwise Ohioan with working- class roots, earned Bush's trust by working closely on debate preparation in 1988.</w:t>
+        <w:t xml:space="preserve">Khoury, a Ph.D. candidate in political science at Northwestern University and the daughter of Syrian immigrants, was born and raised in Moreland Hills and graduated from Orange Public Schools. </w:t>
         <w:br/>
-        <w:t>While Ailes insists he'll be available to help, he will not formally join the campaign this time.</w:t>
+        <w:t xml:space="preserve">She earned her bachelor's degree in political science from the American University School of Public Affairs, and her master's degree in Arab studies from the Georgetown University School of Foreign Service. </w:t>
         <w:br/>
-        <w:t>''I am not going back to the campaign. I have not seen an ad. I have not seen a script. I have nothing to do with advertising,'' he says.</w:t>
+        <w:t xml:space="preserve">She spent time in Syria and Singapore before bringing her interviewing and analytical skills back home to study the lives of resilient, working-class Ohioans. </w:t>
         <w:br/>
-        <w:t>Fuller says he, too, will serve as an informal adviser - ''strictly as a volunteer.'' Daniels is expected to participate formally as an adviser on advertising.</w:t>
+        <w:t xml:space="preserve">As </w:t>
         <w:br/>
-        <w:t>''Obviously morale is very high because of the Baker move,'' Fitzwater says. Campaign aides discussing Baker's daily phone conversations with campaign manager Robert Teeter echo the sentiment.</w:t>
+        <w:t xml:space="preserve">Khoury crisscrossed O h i o i n 2 01 2 a n d 2013, </w:t>
         <w:br/>
-        <w:t>Bush himself is in high spirits, his son Marvin said in an interview.</w:t>
+        <w:t xml:space="preserve">talking to people across dining room tables, while walking through their planted fields, or over beers at their favorite pubs, she found them welcoming, friendly and willing to share their stories. She interviewed more than 60 people, about 35 of whom made the book, including Amish farmers, furniture-makers, war-scarred soldiers, and displaced autoworkers. </w:t>
         <w:br/>
-        <w:t>But he downplayed talk that Baker's arrival lifts a burden from Bush's shoulders. ''He hasn't changed at all. The fact is, this campaign has just begun. From day one, he said the campaign would begin in Houston. It's these other guys (the Democratic ticket) who are talking about a victory lap.''</w:t>
+        <w:t xml:space="preserve">"The interview phase of the project was extremely enriching," Khoury said. "As much as we try to be aware of others' realities, we can never fully grasp them without partaking in the act of listening  a lesson learned from Studs Terkel. To be compassionate with one another, we must understand one another first, and so we must listen." </w:t>
         <w:br/>
-        <w:t>Marvin Bush says that if his father looks more relaxed now than last week, ''I really do think there's something to him coming back to Houston. There's nothing like being home.''</w:t>
+        <w:t xml:space="preserve">One of those Ohioans, a working mother named Rhonda (Khoury does not divulge last names) on the lower east side of Cleveland, went back to school in her late 30s to study social work at Ursuline College in Pepper Pike. </w:t>
         <w:br/>
-        <w:t xml:space="preserve"> Contributing: Judy Keen</w:t>
+        <w:t xml:space="preserve">Getting a private-school degree, even with scholarships and financial aid, cost her nearly $60,000, but she was determined to finish. She wanted a career, not just a job. </w:t>
+        <w:br/>
+        <w:t xml:space="preserve">After graduating with a master's in education from Notre Dame College in South Euclid, Rhonda got hired as a social worker by the Cleveland Heights-University Heights City School District. She also took a second part-time job to support her and her son, Jordan, and to have a little left over for an occasional splurge, like getting her nails done. </w:t>
+        <w:br/>
+        <w:t xml:space="preserve">"Because I have a teenager, it's not easy," she told Khoury. "It's like feeding three people." </w:t>
+        <w:br/>
+        <w:t xml:space="preserve">Her final year of school, because she was required to take an eight-month-long unpaid internship, Rhonda had to apply for food stamps. "Either we do that, or we don't eat," she told her son. </w:t>
+        <w:br/>
+        <w:t xml:space="preserve">She cut their cable service and bought groceries from three different stores, trying to stretch her dollars. "Nonetheless, there were days Rhonda could not be sure she would make it to her internship, afraid the car would run out of gas," Khoury said. </w:t>
+        <w:br/>
+        <w:t xml:space="preserve">She eventually got hired as a high school social worker, trying to help students set educational goals and go to college. </w:t>
+        <w:br/>
+        <w:t xml:space="preserve">Rhonda is determined to overcome statistics that say black single mothers and their children are disproportionately hurt by poverty. Yet even though she "is doing what society expects of her, so far, she's hardly getting by," Khoury said. </w:t>
+        <w:br/>
+        <w:t xml:space="preserve">The National Women's Law Center says more than 600,000 single mothers in the U.S. who worked full-time, year-round in 2011 were living in poverty. </w:t>
+        <w:br/>
+        <w:t xml:space="preserve">Hanauer said that after finishing Khoury's book, "I found myself feeling somewhat weighed down by the really incredible challenges that the people in this book were facing, and it almost felt relentless... What gives you hope as you emerge from this?" </w:t>
+        <w:br/>
+        <w:t xml:space="preserve">Khoury replied that even though she wanted to portray people's struggles, she also talked to people with six-figure incomes or who never lost their jobs or faced foreclosure. For them, the recession was less of a rupture and "more of this slow-growing adaptation and transformation of their economic lives." </w:t>
+        <w:br/>
+        <w:t xml:space="preserve">"The people that gave me hope were oftentimes the women in this book," she said. "The women were consistently resilient, consistently working hard and loving hard. In the age that we live in, we have the highest number of female breadwinners, whether they're providing the sole or the primary income to their households. That's a very reassuring thing to see how much women are working. </w:t>
+        <w:br/>
+        <w:t>"On the other hand, I also see that our policy is not keeping up with these women," she said. "We are only one of four countries in the world that does not mandate paid maternity leave for women."</w:t>
         <w:br/>
         <w:br/>
-        <w:t>Notes</w:t>
+        <w:t>Graphic</w:t>
         <w:br/>
         <w:br/>
-        <w:t>REPUBLICAN CONVENTION '92</w:t>
+        <w:t xml:space="preserve"> </w:t>
+        <w:br/>
+        <w:t>Cleveland native Rana Khoury's has written a new book, "As Ohio Goes: Life in the Post-Recession Nation."Rana Khoury,</w:t>
       </w:r>
     </w:p>
     <w:sectPr>
